--- a/12_Cases/Vivienda Espana/SOIH_12_Vivienda_Propuestas_v0.1.docx
+++ b/12_Cases/Vivienda Espana/SOIH_12_Vivienda_Propuestas_v0.1.docx
@@ -34,7 +34,7 @@
     <w:p>
       <w:pPr>
         <w:shd w:val="clear" w:color="auto" w:fill="FEF5E7"/>
-        <w:divId w:val="1260790641"/>
+        <w:divId w:val="2012415758"/>
         <w:rPr>
           <w:rFonts w:ascii="Calibri" w:eastAsia="Times New Roman" w:hAnsi="Calibri" w:cs="Calibri"/>
           <w:color w:val="1F2933"/>
@@ -160,7 +160,7 @@
     <w:p>
       <w:pPr>
         <w:shd w:val="clear" w:color="auto" w:fill="EAF2F8"/>
-        <w:divId w:val="1265070916"/>
+        <w:divId w:val="848788288"/>
         <w:rPr>
           <w:rFonts w:ascii="Calibri" w:eastAsia="Times New Roman" w:hAnsi="Calibri" w:cs="Calibri"/>
           <w:color w:val="1F2933"/>
@@ -3012,7 +3012,7 @@
       <w:pPr>
         <w:pStyle w:val="sello"/>
         <w:spacing w:before="280" w:beforeAutospacing="0" w:after="120" w:afterAutospacing="0"/>
-        <w:divId w:val="1623883464"/>
+        <w:divId w:val="1939750645"/>
         <w:rPr>
           <w:rFonts w:ascii="Calibri" w:hAnsi="Calibri" w:cs="Calibri"/>
         </w:rPr>
@@ -3028,7 +3028,7 @@
       <w:pPr>
         <w:pStyle w:val="titular"/>
         <w:spacing w:before="0" w:beforeAutospacing="0"/>
-        <w:divId w:val="1623883464"/>
+        <w:divId w:val="1939750645"/>
         <w:rPr>
           <w:rFonts w:cs="Calibri"/>
         </w:rPr>
@@ -3044,7 +3044,7 @@
       <w:pPr>
         <w:pStyle w:val="entradilla"/>
         <w:spacing w:before="0" w:beforeAutospacing="0"/>
-        <w:divId w:val="1623883464"/>
+        <w:divId w:val="1939750645"/>
         <w:rPr>
           <w:rFonts w:cs="Calibri"/>
         </w:rPr>
@@ -3059,7 +3059,7 @@
     <w:p>
       <w:pPr>
         <w:spacing w:after="120"/>
-        <w:divId w:val="1520852524"/>
+        <w:divId w:val="689645260"/>
         <w:rPr>
           <w:rFonts w:ascii="Georgia" w:hAnsi="Georgia" w:cs="Calibri"/>
           <w:color w:val="1F2933"/>
@@ -3080,7 +3080,7 @@
     <w:p>
       <w:pPr>
         <w:spacing w:after="120"/>
-        <w:divId w:val="1520852524"/>
+        <w:divId w:val="689645260"/>
         <w:rPr>
           <w:rFonts w:ascii="Georgia" w:hAnsi="Georgia" w:cs="Calibri"/>
           <w:color w:val="1F2933"/>
@@ -3110,7 +3110,7 @@
     <w:p>
       <w:pPr>
         <w:spacing w:after="120"/>
-        <w:divId w:val="1520852524"/>
+        <w:divId w:val="689645260"/>
         <w:rPr>
           <w:rFonts w:ascii="Georgia" w:hAnsi="Georgia" w:cs="Calibri"/>
           <w:color w:val="1F2933"/>
@@ -3131,7 +3131,7 @@
     <w:p>
       <w:pPr>
         <w:spacing w:after="120"/>
-        <w:divId w:val="1520852524"/>
+        <w:divId w:val="689645260"/>
         <w:rPr>
           <w:rFonts w:ascii="Georgia" w:hAnsi="Georgia" w:cs="Calibri"/>
           <w:color w:val="1F2933"/>
@@ -3161,7 +3161,7 @@
     <w:p>
       <w:pPr>
         <w:spacing w:after="120"/>
-        <w:divId w:val="1520852524"/>
+        <w:divId w:val="689645260"/>
         <w:rPr>
           <w:rFonts w:ascii="Georgia" w:hAnsi="Georgia" w:cs="Calibri"/>
           <w:color w:val="1F2933"/>
@@ -3182,7 +3182,7 @@
     <w:p>
       <w:pPr>
         <w:spacing w:after="120"/>
-        <w:divId w:val="1520852524"/>
+        <w:divId w:val="689645260"/>
         <w:rPr>
           <w:rFonts w:ascii="Georgia" w:hAnsi="Georgia" w:cs="Calibri"/>
           <w:color w:val="1F2933"/>
@@ -3203,7 +3203,7 @@
     <w:p>
       <w:pPr>
         <w:pStyle w:val="NormalWeb"/>
-        <w:divId w:val="1623883464"/>
+        <w:divId w:val="1939750645"/>
         <w:rPr>
           <w:rFonts w:ascii="Calibri" w:hAnsi="Calibri" w:cs="Calibri"/>
           <w:color w:val="1F2933"/>
@@ -12706,7 +12706,7 @@
     <w:p>
       <w:pPr>
         <w:spacing w:after="120"/>
-        <w:divId w:val="855466388"/>
+        <w:divId w:val="1024405637"/>
         <w:rPr>
           <w:rFonts w:ascii="Georgia" w:hAnsi="Georgia" w:cs="Calibri"/>
           <w:color w:val="1F2933"/>
@@ -12727,7 +12727,7 @@
     <w:p>
       <w:pPr>
         <w:spacing w:after="120"/>
-        <w:divId w:val="855466388"/>
+        <w:divId w:val="1024405637"/>
         <w:rPr>
           <w:rFonts w:ascii="Georgia" w:hAnsi="Georgia" w:cs="Calibri"/>
           <w:color w:val="1F2933"/>
@@ -12748,7 +12748,7 @@
     <w:p>
       <w:pPr>
         <w:spacing w:after="120"/>
-        <w:divId w:val="855466388"/>
+        <w:divId w:val="1024405637"/>
         <w:rPr>
           <w:rFonts w:ascii="Georgia" w:hAnsi="Georgia" w:cs="Calibri"/>
           <w:color w:val="1F2933"/>
@@ -12769,7 +12769,7 @@
     <w:p>
       <w:pPr>
         <w:spacing w:after="120"/>
-        <w:divId w:val="855466388"/>
+        <w:divId w:val="1024405637"/>
         <w:rPr>
           <w:rFonts w:ascii="Georgia" w:hAnsi="Georgia" w:cs="Calibri"/>
           <w:color w:val="1F2933"/>
@@ -21568,7 +21568,7 @@
     <w:p>
       <w:pPr>
         <w:spacing w:after="120"/>
-        <w:divId w:val="312371412"/>
+        <w:divId w:val="863708496"/>
         <w:rPr>
           <w:rFonts w:ascii="Georgia" w:hAnsi="Georgia" w:cs="Calibri"/>
           <w:color w:val="1F2933"/>
@@ -21589,7 +21589,7 @@
     <w:p>
       <w:pPr>
         <w:spacing w:after="120"/>
-        <w:divId w:val="312371412"/>
+        <w:divId w:val="863708496"/>
         <w:rPr>
           <w:rFonts w:ascii="Georgia" w:hAnsi="Georgia" w:cs="Calibri"/>
           <w:color w:val="1F2933"/>
@@ -21610,7 +21610,7 @@
     <w:p>
       <w:pPr>
         <w:spacing w:after="120"/>
-        <w:divId w:val="312371412"/>
+        <w:divId w:val="863708496"/>
         <w:rPr>
           <w:rFonts w:ascii="Georgia" w:hAnsi="Georgia" w:cs="Calibri"/>
           <w:color w:val="1F2933"/>
@@ -21631,7 +21631,7 @@
     <w:p>
       <w:pPr>
         <w:spacing w:after="120"/>
-        <w:divId w:val="312371412"/>
+        <w:divId w:val="863708496"/>
         <w:rPr>
           <w:rFonts w:ascii="Georgia" w:hAnsi="Georgia" w:cs="Calibri"/>
           <w:color w:val="1F2933"/>
@@ -46833,9 +46833,9 @@
 <file path=word/numbering.xml><?xml version="1.0" encoding="utf-8"?>
 <w:numbering xmlns:wpc="http://schemas.microsoft.com/office/word/2010/wordprocessingCanvas" xmlns:cx="http://schemas.microsoft.com/office/drawing/2014/chartex" xmlns:cx1="http://schemas.microsoft.com/office/drawing/2015/9/8/chartex" xmlns:cx2="http://schemas.microsoft.com/office/drawing/2015/10/21/chartex" xmlns:cx3="http://schemas.microsoft.com/office/drawing/2016/5/9/chartex" xmlns:cx4="http://schemas.microsoft.com/office/drawing/2016/5/10/chartex" xmlns:cx5="http://schemas.microsoft.com/office/drawing/2016/5/11/chartex" xmlns:cx6="http://schemas.microsoft.com/office/drawing/2016/5/12/chartex" xmlns:cx7="http://schemas.microsoft.com/office/drawing/2016/5/13/chartex" xmlns:cx8="http://schemas.microsoft.com/office/drawing/2016/5/14/chartex" xmlns:mc="http://schemas.openxmlformats.org/markup-compatibility/2006" xmlns:aink="http://schemas.microsoft.com/office/drawing/2016/ink" xmlns:am3d="http://schemas.microsoft.com/office/drawing/2017/model3d" xmlns:o="urn:schemas-microsoft-com:office:office" xmlns:oel="http://schemas.microsoft.com/office/2019/extlst" xmlns:r="http://schemas.openxmlformats.org/officeDocument/2006/relationships" xmlns:m="http://schemas.openxmlformats.org/officeDocument/2006/math" xmlns:v="urn:schemas-microsoft-com:vml" xmlns:wp14="http://schemas.microsoft.com/office/word/2010/wordprocessingDrawing" xmlns:wp="http://schemas.openxmlformats.org/drawingml/2006/wordprocessingDrawing" xmlns:w10="urn:schemas-microsoft-com:office:word" xmlns:w="http://schemas.openxmlformats.org/wordprocessingml/2006/main" xmlns:w14="http://schemas.microsoft.com/office/word/2010/wordml" xmlns:w15="http://schemas.microsoft.com/office/word/2012/wordml" xmlns:w16cex="http://schemas.microsoft.com/office/word/2018/wordml/cex" xmlns:w16cid="http://schemas.microsoft.com/office/word/2016/wordml/cid" xmlns:w16="http://schemas.microsoft.com/office/word/2018/wordml" xmlns:w16sdtdh="http://schemas.microsoft.com/office/word/2020/wordml/sdtdatahash" xmlns:w16se="http://schemas.microsoft.com/office/word/2015/wordml/symex" xmlns:wpg="http://schemas.microsoft.com/office/word/2010/wordprocessingGroup" xmlns:wpi="http://schemas.microsoft.com/office/word/2010/wordprocessingInk" xmlns:wne="http://schemas.microsoft.com/office/word/2006/wordml" xmlns:wps="http://schemas.microsoft.com/office/word/2010/wordprocessingShape" mc:Ignorable="w14 w15 w16se w16cid w16 w16cex w16sdtdh wp14">
   <w:abstractNum w:abstractNumId="0" w15:restartNumberingAfterBreak="0">
-    <w:nsid w:val="029416F2"/>
+    <w:nsid w:val="1C44233F"/>
     <w:multiLevelType w:val="multilevel"/>
-    <w:tmpl w:val="E6B8E122"/>
+    <w:tmpl w:val="A4E432F0"/>
     <w:lvl w:ilvl="0">
       <w:start w:val="1"/>
       <w:numFmt w:val="bullet"/>
@@ -46982,9 +46982,9 @@
     </w:lvl>
   </w:abstractNum>
   <w:abstractNum w:abstractNumId="1" w15:restartNumberingAfterBreak="0">
-    <w:nsid w:val="059F5C82"/>
+    <w:nsid w:val="29D45D64"/>
     <w:multiLevelType w:val="multilevel"/>
-    <w:tmpl w:val="6ED41C1E"/>
+    <w:tmpl w:val="31DAEB58"/>
     <w:lvl w:ilvl="0">
       <w:start w:val="1"/>
       <w:numFmt w:val="bullet"/>
@@ -47131,9 +47131,9 @@
     </w:lvl>
   </w:abstractNum>
   <w:abstractNum w:abstractNumId="2" w15:restartNumberingAfterBreak="0">
-    <w:nsid w:val="22641819"/>
+    <w:nsid w:val="4E11381A"/>
     <w:multiLevelType w:val="multilevel"/>
-    <w:tmpl w:val="5144FCD6"/>
+    <w:tmpl w:val="E480BF0E"/>
     <w:lvl w:ilvl="0">
       <w:start w:val="1"/>
       <w:numFmt w:val="bullet"/>
@@ -47280,9 +47280,9 @@
     </w:lvl>
   </w:abstractNum>
   <w:abstractNum w:abstractNumId="3" w15:restartNumberingAfterBreak="0">
-    <w:nsid w:val="22DE460B"/>
+    <w:nsid w:val="4E195190"/>
     <w:multiLevelType w:val="multilevel"/>
-    <w:tmpl w:val="946C75B4"/>
+    <w:tmpl w:val="A7B8D786"/>
     <w:lvl w:ilvl="0">
       <w:start w:val="1"/>
       <w:numFmt w:val="bullet"/>
@@ -47429,9 +47429,9 @@
     </w:lvl>
   </w:abstractNum>
   <w:abstractNum w:abstractNumId="4" w15:restartNumberingAfterBreak="0">
-    <w:nsid w:val="36ED593E"/>
+    <w:nsid w:val="58A86C6D"/>
     <w:multiLevelType w:val="multilevel"/>
-    <w:tmpl w:val="F678E3B8"/>
+    <w:tmpl w:val="AEFA1798"/>
     <w:lvl w:ilvl="0">
       <w:start w:val="1"/>
       <w:numFmt w:val="bullet"/>
@@ -47578,9 +47578,9 @@
     </w:lvl>
   </w:abstractNum>
   <w:abstractNum w:abstractNumId="5" w15:restartNumberingAfterBreak="0">
-    <w:nsid w:val="489D044E"/>
+    <w:nsid w:val="5E4F5249"/>
     <w:multiLevelType w:val="multilevel"/>
-    <w:tmpl w:val="8ABCECB0"/>
+    <w:tmpl w:val="F7ECAC7C"/>
     <w:lvl w:ilvl="0">
       <w:start w:val="1"/>
       <w:numFmt w:val="bullet"/>
@@ -47727,9 +47727,9 @@
     </w:lvl>
   </w:abstractNum>
   <w:abstractNum w:abstractNumId="6" w15:restartNumberingAfterBreak="0">
-    <w:nsid w:val="51810F63"/>
+    <w:nsid w:val="6CC934B2"/>
     <w:multiLevelType w:val="multilevel"/>
-    <w:tmpl w:val="17EC007E"/>
+    <w:tmpl w:val="9A1EF056"/>
     <w:lvl w:ilvl="0">
       <w:start w:val="1"/>
       <w:numFmt w:val="bullet"/>
@@ -47876,9 +47876,9 @@
     </w:lvl>
   </w:abstractNum>
   <w:abstractNum w:abstractNumId="7" w15:restartNumberingAfterBreak="0">
-    <w:nsid w:val="7B136C47"/>
+    <w:nsid w:val="732B00DE"/>
     <w:multiLevelType w:val="multilevel"/>
-    <w:tmpl w:val="49D83180"/>
+    <w:tmpl w:val="D56ABAF8"/>
     <w:lvl w:ilvl="0">
       <w:start w:val="1"/>
       <w:numFmt w:val="bullet"/>
@@ -48024,29 +48024,29 @@
       </w:rPr>
     </w:lvl>
   </w:abstractNum>
-  <w:num w:numId="1" w16cid:durableId="647514967">
+  <w:num w:numId="1" w16cid:durableId="1494954979">
+    <w:abstractNumId w:val="6"/>
+  </w:num>
+  <w:num w:numId="2" w16cid:durableId="1103111022">
+    <w:abstractNumId w:val="4"/>
+  </w:num>
+  <w:num w:numId="3" w16cid:durableId="712920456">
+    <w:abstractNumId w:val="7"/>
+  </w:num>
+  <w:num w:numId="4" w16cid:durableId="700280520">
+    <w:abstractNumId w:val="1"/>
+  </w:num>
+  <w:num w:numId="5" w16cid:durableId="136338632">
     <w:abstractNumId w:val="2"/>
   </w:num>
-  <w:num w:numId="2" w16cid:durableId="675613470">
-    <w:abstractNumId w:val="7"/>
-  </w:num>
-  <w:num w:numId="3" w16cid:durableId="1628583158">
-    <w:abstractNumId w:val="4"/>
-  </w:num>
-  <w:num w:numId="4" w16cid:durableId="957100165">
+  <w:num w:numId="6" w16cid:durableId="903757696">
     <w:abstractNumId w:val="0"/>
   </w:num>
-  <w:num w:numId="5" w16cid:durableId="1929997647">
-    <w:abstractNumId w:val="3"/>
-  </w:num>
-  <w:num w:numId="6" w16cid:durableId="1745450127">
+  <w:num w:numId="7" w16cid:durableId="1191601328">
     <w:abstractNumId w:val="5"/>
   </w:num>
-  <w:num w:numId="7" w16cid:durableId="723144181">
-    <w:abstractNumId w:val="6"/>
-  </w:num>
-  <w:num w:numId="8" w16cid:durableId="419647413">
-    <w:abstractNumId w:val="1"/>
+  <w:num w:numId="8" w16cid:durableId="1518080967">
+    <w:abstractNumId w:val="3"/>
   </w:num>
 </w:numbering>
 </file>
